--- a/4-Suggestions/2-Detailed Suggestion/Operations/Process Improvement/Government-mediated Vehicle & Real Estate Sales.docx
+++ b/4-Suggestions/2-Detailed Suggestion/Operations/Process Improvement/Government-mediated Vehicle & Real Estate Sales.docx
@@ -58,15 +58,33 @@
       </w:r>
       <w:r>
         <w:rPr>
-          <w:rFonts w:ascii="Arial" w:hAnsi="Arial" w:eastAsia="Arial"/>
+          <w:rFonts w:ascii="Arial" w:eastAsia="Arial" w:hAnsi="Arial"/>
           <w:sz w:val="18"/>
           <w:highlight w:val="lightGray"/>
         </w:rPr>
-        <w:t xml:space="preserve"> -&gt; ID Column: 1, Name_En Column: Motasem Essam] </w:t>
-      </w:r>
-      <w:r>
-        <w:rPr>
-          <w:rFonts w:ascii="Arial" w:hAnsi="Arial" w:eastAsia="Arial"/>
+        <w:t xml:space="preserve"> -&gt; ID Column: 1, </w:t>
+      </w:r>
+      <w:proofErr w:type="spellStart"/>
+      <w:r>
+        <w:rPr>
+          <w:rFonts w:ascii="Arial" w:eastAsia="Arial" w:hAnsi="Arial"/>
+          <w:sz w:val="18"/>
+          <w:highlight w:val="lightGray"/>
+        </w:rPr>
+        <w:t>Name_En</w:t>
+      </w:r>
+      <w:proofErr w:type="spellEnd"/>
+      <w:r>
+        <w:rPr>
+          <w:rFonts w:ascii="Arial" w:eastAsia="Arial" w:hAnsi="Arial"/>
+          <w:sz w:val="18"/>
+          <w:highlight w:val="lightGray"/>
+        </w:rPr>
+        <w:t xml:space="preserve"> Column: Motasem Essam] </w:t>
+      </w:r>
+      <w:r>
+        <w:rPr>
+          <w:rFonts w:ascii="Arial" w:eastAsia="Arial" w:hAnsi="Arial"/>
           <w:b/>
           <w:bCs/>
           <w:sz w:val="18"/>
@@ -77,7 +95,7 @@
       </w:r>
       <w:r>
         <w:rPr>
-          <w:rFonts w:ascii="Arial" w:hAnsi="Arial" w:eastAsia="Arial"/>
+          <w:rFonts w:ascii="Arial" w:eastAsia="Arial" w:hAnsi="Arial"/>
           <w:sz w:val="18"/>
           <w:szCs w:val="18"/>
           <w:highlight w:val="lightGray"/>
@@ -86,7 +104,7 @@
       </w:r>
       <w:r>
         <w:rPr>
-          <w:rFonts w:ascii="Arial" w:hAnsi="Arial" w:eastAsia="Arial"/>
+          <w:rFonts w:ascii="Arial" w:eastAsia="Arial" w:hAnsi="Arial"/>
           <w:sz w:val="18"/>
           <w:szCs w:val="18"/>
           <w:highlight w:val="lightGray"/>
@@ -95,55 +113,91 @@
       </w:r>
       <w:r>
         <w:rPr>
-          <w:rFonts w:ascii="Arial" w:hAnsi="Arial" w:eastAsia="Arial"/>
+          <w:rFonts w:ascii="Arial" w:eastAsia="Arial" w:hAnsi="Arial"/>
           <w:sz w:val="18"/>
           <w:szCs w:val="18"/>
           <w:highlight w:val="lightGray"/>
         </w:rPr>
-        <w:t xml:space="preserve">, Name_En Column: </w:t>
-      </w:r>
-      <w:r>
-        <w:rPr>
-          <w:rFonts w:ascii="Arial" w:hAnsi="Arial" w:eastAsia="Arial"/>
-          <w:sz w:val="18"/>
-          <w:highlight w:val="lightGray"/>
-        </w:rPr>
-        <w:t>Motasem Essam</w:t>
-      </w:r>
-      <w:r>
-        <w:rPr>
-          <w:rFonts w:ascii="Arial" w:hAnsi="Arial" w:eastAsia="Arial"/>
+        <w:t xml:space="preserve">, </w:t>
+      </w:r>
+      <w:proofErr w:type="spellStart"/>
+      <w:r>
+        <w:rPr>
+          <w:rFonts w:ascii="Arial" w:eastAsia="Arial" w:hAnsi="Arial"/>
           <w:sz w:val="18"/>
           <w:szCs w:val="18"/>
           <w:highlight w:val="lightGray"/>
         </w:rPr>
-        <w:t>]</w:t>
-      </w:r>
-      <w:r>
-        <w:rPr>
-          <w:rFonts w:ascii="Arial" w:hAnsi="Arial" w:eastAsia="Arial"/>
+        <w:t>Name_En</w:t>
+      </w:r>
+      <w:proofErr w:type="spellEnd"/>
+      <w:r>
+        <w:rPr>
+          <w:rFonts w:ascii="Arial" w:eastAsia="Arial" w:hAnsi="Arial"/>
           <w:sz w:val="18"/>
           <w:szCs w:val="18"/>
           <w:highlight w:val="lightGray"/>
         </w:rPr>
-        <w:t xml:space="preserve"> </w:t>
-      </w:r>
-      <w:r>
-        <w:rPr>
-          <w:rFonts w:ascii="Arial" w:hAnsi="Arial" w:eastAsia="Arial"/>
-          <w:b/>
+        <w:t xml:space="preserve"> Column: </w:t>
+      </w:r>
+      <w:r>
+        <w:rPr>
+          <w:rFonts w:ascii="Arial" w:eastAsia="Arial" w:hAnsi="Arial"/>
           <w:sz w:val="18"/>
           <w:highlight w:val="lightGray"/>
         </w:rPr>
-        <w:t xml:space="preserve">on </w:t>
-      </w:r>
-      <w:r>
-        <w:rPr>
-          <w:rFonts w:ascii="Arial" w:hAnsi="Arial" w:eastAsia="Arial"/>
+        <w:t>Motasem Essam</w:t>
+      </w:r>
+      <w:r>
+        <w:rPr>
+          <w:rFonts w:ascii="Arial" w:eastAsia="Arial" w:hAnsi="Arial"/>
+          <w:sz w:val="18"/>
+          <w:szCs w:val="18"/>
+          <w:highlight w:val="lightGray"/>
+        </w:rPr>
+        <w:t>]</w:t>
+      </w:r>
+      <w:r>
+        <w:rPr>
+          <w:rFonts w:ascii="Arial" w:eastAsia="Arial" w:hAnsi="Arial"/>
+          <w:sz w:val="18"/>
+          <w:szCs w:val="18"/>
+          <w:highlight w:val="lightGray"/>
+        </w:rPr>
+        <w:t xml:space="preserve"> </w:t>
+      </w:r>
+      <w:r>
+        <w:rPr>
+          <w:rFonts w:ascii="Arial" w:eastAsia="Arial" w:hAnsi="Arial"/>
+          <w:b/>
           <w:sz w:val="18"/>
           <w:highlight w:val="lightGray"/>
         </w:rPr>
-        <w:t>[11/7/2025]</w:t>
+        <w:t xml:space="preserve">on </w:t>
+      </w:r>
+      <w:r>
+        <w:rPr>
+          <w:rFonts w:ascii="Arial" w:eastAsia="Arial" w:hAnsi="Arial"/>
+          <w:sz w:val="18"/>
+          <w:highlight w:val="lightGray"/>
+        </w:rPr>
+        <w:t>[</w:t>
+      </w:r>
+      <w:r>
+        <w:rPr>
+          <w:rFonts w:ascii="Arial" w:eastAsia="Arial" w:hAnsi="Arial"/>
+          <w:sz w:val="18"/>
+          <w:highlight w:val="lightGray"/>
+        </w:rPr>
+        <w:t>11</w:t>
+      </w:r>
+      <w:r>
+        <w:rPr>
+          <w:rFonts w:ascii="Arial" w:eastAsia="Arial" w:hAnsi="Arial"/>
+          <w:sz w:val="18"/>
+          <w:highlight w:val="lightGray"/>
+        </w:rPr>
+        <w:t>/7/2025]</w:t>
       </w:r>
     </w:p>
     <w:p>
@@ -231,80 +285,12 @@
       </w:r>
       <w:r>
         <w:rPr>
-          <w:rFonts w:ascii="Arial" w:hAnsi="Arial" w:eastAsia="Arial" w:cs="Arial"/>
-          <w:b w:val="0"/>
-          <w:i w:val="0"/>
+          <w:rFonts w:ascii="Arial" w:eastAsia="Arial" w:hAnsi="Arial" w:cs="Arial"/>
           <w:color w:val="000000"/>
           <w:sz w:val="18"/>
           <w:highlight w:val="lightGray"/>
         </w:rPr>
-        <w:t>C</w:t>
-      </w:r>
-      <w:r>
-        <w:rPr>
-          <w:rFonts w:ascii="Arial" w:hAnsi="Arial" w:eastAsia="Arial" w:cs="Arial"/>
-          <w:b w:val="0"/>
-          <w:i w:val="0"/>
-          <w:color w:val="000000"/>
-          <w:sz w:val="18"/>
-          <w:highlight w:val="lightGray"/>
-        </w:rPr>
-        <w:t>h</w:t>
-      </w:r>
-      <w:r>
-        <w:rPr>
-          <w:rFonts w:ascii="Arial" w:hAnsi="Arial" w:eastAsia="Arial" w:cs="Arial"/>
-          <w:b w:val="0"/>
-          <w:i w:val="0"/>
-          <w:color w:val="000000"/>
-          <w:sz w:val="18"/>
-          <w:highlight w:val="lightGray"/>
-        </w:rPr>
-        <w:t>a</w:t>
-      </w:r>
-      <w:r>
-        <w:rPr>
-          <w:rFonts w:ascii="Arial" w:hAnsi="Arial" w:eastAsia="Arial" w:cs="Arial"/>
-          <w:b w:val="0"/>
-          <w:i w:val="0"/>
-          <w:color w:val="000000"/>
-          <w:sz w:val="18"/>
-          <w:highlight w:val="lightGray"/>
-        </w:rPr>
-        <w:t>t</w:t>
-      </w:r>
-      <w:r>
-        <w:rPr>
-          <w:rFonts w:ascii="Arial" w:hAnsi="Arial" w:eastAsia="Arial" w:cs="Arial"/>
-          <w:b w:val="0"/>
-          <w:i w:val="0"/>
-          <w:color w:val="000000"/>
-          <w:sz w:val="18"/>
-          <w:highlight w:val="lightGray"/>
-        </w:rPr>
-        <w:t>G</w:t>
-      </w:r>
-      <w:r>
-        <w:rPr>
-          <w:rFonts w:ascii="Arial" w:hAnsi="Arial" w:eastAsia="Arial" w:cs="Arial"/>
-          <w:b w:val="0"/>
-          <w:i w:val="0"/>
-          <w:color w:val="000000"/>
-          <w:sz w:val="18"/>
-          <w:highlight w:val="lightGray"/>
-        </w:rPr>
-        <w:t>P</w:t>
-      </w:r>
-      <w:r>
-        <w:rPr>
-          <w:rFonts w:ascii="Arial" w:hAnsi="Arial" w:eastAsia="Arial" w:cs="Arial"/>
-          <w:b w:val="0"/>
-          <w:i w:val="0"/>
-          <w:color w:val="000000"/>
-          <w:sz w:val="18"/>
-          <w:highlight w:val="lightGray"/>
-        </w:rPr>
-        <w:t>T</w:t>
+        <w:t>ChatGPT</w:t>
       </w:r>
       <w:r>
         <w:rPr>
@@ -1606,7 +1592,7 @@
       </w:r>
       <w:r>
         <w:rPr>
-          <w:rFonts w:ascii="Arial" w:hAnsi="Arial" w:eastAsia="Arial"/>
+          <w:rFonts w:ascii="Arial" w:eastAsia="Arial" w:hAnsi="Arial"/>
           <w:sz w:val="18"/>
           <w:highlight w:val="lightGray"/>
         </w:rPr>
@@ -1614,7 +1600,7 @@
       </w:r>
       <w:r>
         <w:rPr>
-          <w:rFonts w:ascii="Arial" w:hAnsi="Arial" w:eastAsia="Arial"/>
+          <w:rFonts w:ascii="Arial" w:eastAsia="Arial" w:hAnsi="Arial"/>
           <w:b/>
           <w:bCs/>
           <w:sz w:val="18"/>
@@ -1625,7 +1611,7 @@
       </w:r>
       <w:r>
         <w:rPr>
-          <w:rFonts w:ascii="Arial" w:hAnsi="Arial" w:eastAsia="Arial"/>
+          <w:rFonts w:ascii="Arial" w:eastAsia="Arial" w:hAnsi="Arial"/>
           <w:sz w:val="18"/>
           <w:szCs w:val="18"/>
           <w:highlight w:val="lightGray"/>
@@ -1634,7 +1620,7 @@
       </w:r>
       <w:r>
         <w:rPr>
-          <w:rFonts w:ascii="Arial" w:hAnsi="Arial" w:eastAsia="Arial"/>
+          <w:rFonts w:ascii="Arial" w:eastAsia="Arial" w:hAnsi="Arial"/>
           <w:sz w:val="18"/>
           <w:szCs w:val="18"/>
           <w:highlight w:val="lightGray"/>
@@ -1643,7 +1629,7 @@
       </w:r>
       <w:r>
         <w:rPr>
-          <w:rFonts w:ascii="Arial" w:hAnsi="Arial" w:eastAsia="Arial"/>
+          <w:rFonts w:ascii="Arial" w:eastAsia="Arial" w:hAnsi="Arial"/>
           <w:sz w:val="18"/>
           <w:szCs w:val="18"/>
           <w:highlight w:val="lightGray"/>
@@ -1652,7 +1638,7 @@
       </w:r>
       <w:r>
         <w:rPr>
-          <w:rFonts w:ascii="Arial" w:hAnsi="Arial" w:eastAsia="Arial"/>
+          <w:rFonts w:ascii="Arial" w:eastAsia="Arial" w:hAnsi="Arial"/>
           <w:sz w:val="18"/>
           <w:highlight w:val="lightGray"/>
         </w:rPr>
@@ -1660,7 +1646,7 @@
       </w:r>
       <w:r>
         <w:rPr>
-          <w:rFonts w:ascii="Arial" w:hAnsi="Arial" w:eastAsia="Arial"/>
+          <w:rFonts w:ascii="Arial" w:eastAsia="Arial" w:hAnsi="Arial"/>
           <w:sz w:val="18"/>
           <w:szCs w:val="18"/>
           <w:highlight w:val="lightGray"/>
@@ -1669,7 +1655,7 @@
       </w:r>
       <w:r>
         <w:rPr>
-          <w:rFonts w:ascii="Arial" w:hAnsi="Arial" w:eastAsia="Arial"/>
+          <w:rFonts w:ascii="Arial" w:eastAsia="Arial" w:hAnsi="Arial"/>
           <w:sz w:val="18"/>
           <w:szCs w:val="18"/>
           <w:highlight w:val="lightGray"/>
@@ -1678,7 +1664,7 @@
       </w:r>
       <w:r>
         <w:rPr>
-          <w:rFonts w:ascii="Arial" w:hAnsi="Arial" w:eastAsia="Arial"/>
+          <w:rFonts w:ascii="Arial" w:eastAsia="Arial" w:hAnsi="Arial"/>
           <w:b/>
           <w:sz w:val="18"/>
           <w:highlight w:val="lightGray"/>
@@ -1687,7 +1673,7 @@
       </w:r>
       <w:r>
         <w:rPr>
-          <w:rFonts w:ascii="Arial" w:hAnsi="Arial" w:eastAsia="Arial"/>
+          <w:rFonts w:ascii="Arial" w:eastAsia="Arial" w:hAnsi="Arial"/>
           <w:sz w:val="18"/>
           <w:highlight w:val="lightGray"/>
         </w:rPr>
@@ -1787,80 +1773,12 @@
       </w:r>
       <w:r>
         <w:rPr>
-          <w:rFonts w:ascii="Arial" w:hAnsi="Arial" w:eastAsia="Arial" w:cs="Arial"/>
-          <w:b w:val="0"/>
-          <w:i w:val="0"/>
+          <w:rFonts w:ascii="Arial" w:eastAsia="Arial" w:hAnsi="Arial" w:cs="Arial"/>
           <w:color w:val="000000"/>
           <w:sz w:val="18"/>
           <w:highlight w:val="lightGray"/>
         </w:rPr>
-        <w:t>C</w:t>
-      </w:r>
-      <w:r>
-        <w:rPr>
-          <w:rFonts w:ascii="Arial" w:hAnsi="Arial" w:eastAsia="Arial" w:cs="Arial"/>
-          <w:b w:val="0"/>
-          <w:i w:val="0"/>
-          <w:color w:val="000000"/>
-          <w:sz w:val="18"/>
-          <w:highlight w:val="lightGray"/>
-        </w:rPr>
-        <w:t>h</w:t>
-      </w:r>
-      <w:r>
-        <w:rPr>
-          <w:rFonts w:ascii="Arial" w:hAnsi="Arial" w:eastAsia="Arial" w:cs="Arial"/>
-          <w:b w:val="0"/>
-          <w:i w:val="0"/>
-          <w:color w:val="000000"/>
-          <w:sz w:val="18"/>
-          <w:highlight w:val="lightGray"/>
-        </w:rPr>
-        <w:t>a</w:t>
-      </w:r>
-      <w:r>
-        <w:rPr>
-          <w:rFonts w:ascii="Arial" w:hAnsi="Arial" w:eastAsia="Arial" w:cs="Arial"/>
-          <w:b w:val="0"/>
-          <w:i w:val="0"/>
-          <w:color w:val="000000"/>
-          <w:sz w:val="18"/>
-          <w:highlight w:val="lightGray"/>
-        </w:rPr>
-        <w:t>t</w:t>
-      </w:r>
-      <w:r>
-        <w:rPr>
-          <w:rFonts w:ascii="Arial" w:hAnsi="Arial" w:eastAsia="Arial" w:cs="Arial"/>
-          <w:b w:val="0"/>
-          <w:i w:val="0"/>
-          <w:color w:val="000000"/>
-          <w:sz w:val="18"/>
-          <w:highlight w:val="lightGray"/>
-        </w:rPr>
-        <w:t>G</w:t>
-      </w:r>
-      <w:r>
-        <w:rPr>
-          <w:rFonts w:ascii="Arial" w:hAnsi="Arial" w:eastAsia="Arial" w:cs="Arial"/>
-          <w:b w:val="0"/>
-          <w:i w:val="0"/>
-          <w:color w:val="000000"/>
-          <w:sz w:val="18"/>
-          <w:highlight w:val="lightGray"/>
-        </w:rPr>
-        <w:t>P</w:t>
-      </w:r>
-      <w:r>
-        <w:rPr>
-          <w:rFonts w:ascii="Arial" w:hAnsi="Arial" w:eastAsia="Arial" w:cs="Arial"/>
-          <w:b w:val="0"/>
-          <w:i w:val="0"/>
-          <w:color w:val="000000"/>
-          <w:sz w:val="18"/>
-          <w:highlight w:val="lightGray"/>
-        </w:rPr>
-        <w:t>T</w:t>
+        <w:t>ChatGPT</w:t>
       </w:r>
       <w:r>
         <w:rPr>
